--- a/media/R4444/output_dir/bg/测试内容和结果_第一轮次.docx
+++ b/media/R4444/output_dir/bg/测试内容和结果_第一轮次.docx
@@ -362,7 +362,7 @@
               <w:rPr>
                 <w:szCs w:val="21"/>
               </w:rPr>
-              <w:t xml:space="preserve">需求规格说明1.1</w:t>
+              <w:t xml:space="preserve">需求规格说明1L</w:t>
             </w:r>
           </w:p>
         </w:tc>
@@ -456,7 +456,7 @@
               <w:rPr>
                 <w:szCs w:val="21"/>
               </w:rPr>
-              <w:t xml:space="preserve">PDPU和软件的协议</w:t>
+              <w:t xml:space="preserve">PDPU和软件的协议1L</w:t>
             </w:r>
           </w:p>
         </w:tc>
@@ -964,7 +964,7 @@
           <w:sz w:val="24"/>
           <w:szCs w:val="24"/>
         </w:rPr>
-        <w:t xml:space="preserve">1</w:t>
+        <w:t xml:space="preserve">4</w:t>
       </w:r>
       <w:r>
         <w:rPr>
@@ -1378,7 +1378,7 @@
                 <w:rFonts w:hint="eastAsia"/>
                 <w:szCs w:val="21"/>
               </w:rPr>
-              <w:t xml:space="preserve">1</w:t>
+              <w:t xml:space="preserve">4</w:t>
             </w:r>
           </w:p>
         </w:tc>
@@ -1402,7 +1402,7 @@
                 <w:rFonts w:hint="eastAsia"/>
                 <w:szCs w:val="21"/>
               </w:rPr>
-              <w:t xml:space="preserve">1</w:t>
+              <w:t xml:space="preserve">2</w:t>
             </w:r>
           </w:p>
         </w:tc>
@@ -1426,7 +1426,7 @@
                 <w:rFonts w:hint="eastAsia"/>
                 <w:szCs w:val="21"/>
               </w:rPr>
-              <w:t xml:space="preserve">0</w:t>
+              <w:t xml:space="preserve">2</w:t>
             </w:r>
           </w:p>
         </w:tc>
@@ -1450,7 +1450,7 @@
                 <w:rFonts w:hint="eastAsia"/>
                 <w:szCs w:val="21"/>
               </w:rPr>
-              <w:t xml:space="preserve">0</w:t>
+              <w:t xml:space="preserve">3</w:t>
             </w:r>
           </w:p>
         </w:tc>
@@ -2923,6 +2923,804 @@
       </w:tr>
       <w:tr>
         <w:trPr>
+          <w:trHeight w:val="206"/>
+          <w:jc w:val="center"/>
+        </w:trPr>
+        <w:tc>
+          <w:tcPr>
+            <w:tcW w:w="578" w:type="dxa"/>
+            <w:vMerge/>
+            <w:vAlign w:val="center"/>
+          </w:tcPr>
+          <w:p>
+            <w:pPr>
+              <w:pStyle w:val="14"/>
+              <w:wordWrap w:val="0"/>
+              <w:adjustRightInd w:val="0"/>
+              <w:jc w:val="center"/>
+              <w:rPr>
+                <w:noProof/>
+                <w:sz w:val="21"/>
+                <w:szCs w:val="21"/>
+              </w:rPr>
+            </w:pPr>
+          </w:p>
+        </w:tc>
+        <w:tc>
+          <w:tcPr>
+            <w:tcW w:w="602" w:type="dxa"/>
+            <w:vAlign w:val="center"/>
+            <w:vMerge w:val="continue"/>
+          </w:tcPr>
+          <w:p>
+            <w:pPr>
+              <w:pStyle w:val="01"/>
+              <w:wordWrap w:val="0"/>
+              <w:adjustRightInd w:val="0"/>
+              <w:ind w:firstLine="0"/>
+              <w:jc w:val="center"/>
+              <w:rPr>
+                <w:noProof/>
+                <w:sz w:val="21"/>
+                <w:szCs w:val="21"/>
+              </w:rPr>
+            </w:pPr>
+            <w:r>
+              <w:rPr>
+                <w:rFonts w:hint="eastAsia"/>
+                <w:noProof/>
+                <w:sz w:val="21"/>
+                <w:szCs w:val="21"/>
+              </w:rPr>
+              <w:t xml:space="preserve"/>
+            </w:r>
+          </w:p>
+        </w:tc>
+        <w:tc>
+          <w:tcPr>
+            <w:tcW w:w="1521" w:type="dxa"/>
+            <w:vAlign w:val="center"/>
+          </w:tcPr>
+          <w:p>
+            <w:pPr>
+              <w:pStyle w:val="01"/>
+              <w:wordWrap w:val="0"/>
+              <w:adjustRightInd w:val="0"/>
+              <w:ind w:firstLine="0"/>
+              <w:rPr>
+                <w:sz w:val="21"/>
+                <w:szCs w:val="21"/>
+              </w:rPr>
+            </w:pPr>
+            <w:r>
+              <w:rPr>
+                <w:rFonts w:hint="eastAsia"/>
+                <w:sz w:val="21"/>
+                <w:szCs w:val="21"/>
+              </w:rPr>
+              <w:lastRenderedPageBreak/>
+              <w:t xml:space="preserve">首轮测试项1号</w:t>
+            </w:r>
+          </w:p>
+        </w:tc>
+        <w:tc>
+          <w:tcPr>
+            <w:tcW w:w="711" w:type="dxa"/>
+            <w:vAlign w:val="center"/>
+          </w:tcPr>
+          <w:p>
+            <w:pPr>
+              <w:pStyle w:val="01"/>
+              <w:wordWrap w:val="0"/>
+              <w:adjustRightInd w:val="0"/>
+              <w:ind w:firstLine="0"/>
+              <w:jc w:val="center"/>
+              <w:rPr>
+                <w:sz w:val="21"/>
+                <w:szCs w:val="21"/>
+              </w:rPr>
+            </w:pPr>
+            <w:r>
+              <w:rPr>
+                <w:rFonts w:hint="eastAsia"/>
+                <w:sz w:val="21"/>
+                <w:szCs w:val="21"/>
+              </w:rPr>
+              <w:t xml:space="preserve">1</w:t>
+            </w:r>
+          </w:p>
+        </w:tc>
+        <w:tc>
+          <w:tcPr>
+            <w:tcW w:w="711" w:type="dxa"/>
+            <w:vAlign w:val="center"/>
+          </w:tcPr>
+          <w:p>
+            <w:pPr>
+              <w:pStyle w:val="01"/>
+              <w:wordWrap w:val="0"/>
+              <w:adjustRightInd w:val="0"/>
+              <w:ind w:firstLine="0"/>
+              <w:jc w:val="center"/>
+              <w:rPr>
+                <w:sz w:val="21"/>
+                <w:szCs w:val="21"/>
+              </w:rPr>
+            </w:pPr>
+            <w:r>
+              <w:rPr>
+                <w:rFonts w:hint="eastAsia"/>
+                <w:sz w:val="21"/>
+                <w:szCs w:val="21"/>
+              </w:rPr>
+              <w:t xml:space="preserve">1</w:t>
+            </w:r>
+          </w:p>
+        </w:tc>
+        <w:tc>
+          <w:tcPr>
+            <w:tcW w:w="589" w:type="dxa"/>
+            <w:vAlign w:val="center"/>
+          </w:tcPr>
+          <w:p>
+            <w:pPr>
+              <w:pStyle w:val="01"/>
+              <w:wordWrap w:val="0"/>
+              <w:adjustRightInd w:val="0"/>
+              <w:ind w:firstLine="0"/>
+              <w:jc w:val="center"/>
+              <w:rPr>
+                <w:sz w:val="21"/>
+                <w:szCs w:val="21"/>
+              </w:rPr>
+            </w:pPr>
+            <w:r>
+              <w:rPr>
+                <w:rFonts w:hint="eastAsia"/>
+                <w:sz w:val="21"/>
+                <w:szCs w:val="21"/>
+              </w:rPr>
+              <w:t xml:space="preserve">0</w:t>
+            </w:r>
+          </w:p>
+        </w:tc>
+        <w:tc>
+          <w:tcPr>
+            <w:tcW w:w="696" w:type="dxa"/>
+            <w:vAlign w:val="center"/>
+          </w:tcPr>
+          <w:p>
+            <w:pPr>
+              <w:pStyle w:val="01"/>
+              <w:wordWrap w:val="0"/>
+              <w:adjustRightInd w:val="0"/>
+              <w:ind w:firstLine="0"/>
+              <w:jc w:val="center"/>
+              <w:rPr>
+                <w:sz w:val="21"/>
+                <w:szCs w:val="21"/>
+              </w:rPr>
+            </w:pPr>
+            <w:r>
+              <w:rPr>
+                <w:rFonts w:hint="eastAsia"/>
+                <w:sz w:val="21"/>
+                <w:szCs w:val="21"/>
+              </w:rPr>
+              <w:lastRenderedPageBreak/>
+              <w:t xml:space="preserve">1</w:t>
+            </w:r>
+          </w:p>
+        </w:tc>
+        <w:tc>
+          <w:tcPr>
+            <w:tcW w:w="656" w:type="dxa"/>
+            <w:vAlign w:val="center"/>
+          </w:tcPr>
+          <w:p>
+            <w:pPr>
+              <w:pStyle w:val="01"/>
+              <w:wordWrap w:val="0"/>
+              <w:adjustRightInd w:val="0"/>
+              <w:ind w:firstLine="0"/>
+              <w:jc w:val="center"/>
+              <w:rPr>
+                <w:sz w:val="21"/>
+                <w:szCs w:val="21"/>
+              </w:rPr>
+            </w:pPr>
+            <w:r>
+              <w:rPr>
+                <w:rFonts w:hint="eastAsia"/>
+                <w:sz w:val="21"/>
+                <w:szCs w:val="21"/>
+              </w:rPr>
+              <w:t xml:space="preserve">0</w:t>
+            </w:r>
+          </w:p>
+        </w:tc>
+        <w:tc>
+          <w:tcPr>
+            <w:tcW w:w="929" w:type="dxa"/>
+            <w:vAlign w:val="center"/>
+          </w:tcPr>
+          <w:p>
+            <w:pPr>
+              <w:wordWrap w:val="0"/>
+              <w:adjustRightInd w:val="0"/>
+              <w:jc w:val="center"/>
+              <w:rPr>
+                <w:szCs w:val="21"/>
+              </w:rPr>
+            </w:pPr>
+            <w:r>
+              <w:rPr>
+                <w:rFonts w:hint="eastAsia"/>
+                <w:szCs w:val="21"/>
+              </w:rPr>
+              <w:lastRenderedPageBreak/>
+              <w:t xml:space="preserve">通过</w:t>
+            </w:r>
+          </w:p>
+        </w:tc>
+        <w:tc>
+          <w:tcPr>
+            <w:tcW w:w="2047" w:type="dxa"/>
+            <w:vAlign w:val="center"/>
+          </w:tcPr>
+          <w:p>
+            <w:pPr>
+              <w:wordWrap w:val="0"/>
+              <w:adjustRightInd w:val="0"/>
+              <w:jc w:val="center"/>
+              <w:rPr>
+                <w:szCs w:val="21"/>
+              </w:rPr>
+            </w:pPr>
+            <w:r>
+              <w:rPr>
+                <w:rFonts w:hint="eastAsia"/>
+                <w:szCs w:val="21"/>
+              </w:rPr>
+              <w:t xml:space="preserve">/</w:t>
+            </w:r>
+          </w:p>
+        </w:tc>
+      </w:tr>
+      <w:tr>
+        <w:trPr>
+          <w:trHeight w:val="206"/>
+          <w:jc w:val="center"/>
+        </w:trPr>
+        <w:tc>
+          <w:tcPr>
+            <w:tcW w:w="578" w:type="dxa"/>
+            <w:vMerge/>
+            <w:vAlign w:val="center"/>
+          </w:tcPr>
+          <w:p>
+            <w:pPr>
+              <w:pStyle w:val="14"/>
+              <w:wordWrap w:val="0"/>
+              <w:adjustRightInd w:val="0"/>
+              <w:jc w:val="center"/>
+              <w:rPr>
+                <w:noProof/>
+                <w:sz w:val="21"/>
+                <w:szCs w:val="21"/>
+              </w:rPr>
+            </w:pPr>
+          </w:p>
+        </w:tc>
+        <w:tc>
+          <w:tcPr>
+            <w:tcW w:w="602" w:type="dxa"/>
+            <w:vAlign w:val="center"/>
+            <w:vMerge w:val="continue"/>
+          </w:tcPr>
+          <w:p>
+            <w:pPr>
+              <w:pStyle w:val="01"/>
+              <w:wordWrap w:val="0"/>
+              <w:adjustRightInd w:val="0"/>
+              <w:ind w:firstLine="0"/>
+              <w:jc w:val="center"/>
+              <w:rPr>
+                <w:noProof/>
+                <w:sz w:val="21"/>
+                <w:szCs w:val="21"/>
+              </w:rPr>
+            </w:pPr>
+            <w:r>
+              <w:rPr>
+                <w:rFonts w:hint="eastAsia"/>
+                <w:noProof/>
+                <w:sz w:val="21"/>
+                <w:szCs w:val="21"/>
+              </w:rPr>
+              <w:t xml:space="preserve"/>
+            </w:r>
+          </w:p>
+        </w:tc>
+        <w:tc>
+          <w:tcPr>
+            <w:tcW w:w="1521" w:type="dxa"/>
+            <w:vAlign w:val="center"/>
+          </w:tcPr>
+          <w:p>
+            <w:pPr>
+              <w:pStyle w:val="01"/>
+              <w:wordWrap w:val="0"/>
+              <w:adjustRightInd w:val="0"/>
+              <w:ind w:firstLine="0"/>
+              <w:rPr>
+                <w:sz w:val="21"/>
+                <w:szCs w:val="21"/>
+              </w:rPr>
+            </w:pPr>
+            <w:r>
+              <w:rPr>
+                <w:rFonts w:hint="eastAsia"/>
+                <w:sz w:val="21"/>
+                <w:szCs w:val="21"/>
+              </w:rPr>
+              <w:lastRenderedPageBreak/>
+              <w:t xml:space="preserve">某测试项</w:t>
+            </w:r>
+          </w:p>
+        </w:tc>
+        <w:tc>
+          <w:tcPr>
+            <w:tcW w:w="711" w:type="dxa"/>
+            <w:vAlign w:val="center"/>
+          </w:tcPr>
+          <w:p>
+            <w:pPr>
+              <w:pStyle w:val="01"/>
+              <w:wordWrap w:val="0"/>
+              <w:adjustRightInd w:val="0"/>
+              <w:ind w:firstLine="0"/>
+              <w:jc w:val="center"/>
+              <w:rPr>
+                <w:sz w:val="21"/>
+                <w:szCs w:val="21"/>
+              </w:rPr>
+            </w:pPr>
+            <w:r>
+              <w:rPr>
+                <w:rFonts w:hint="eastAsia"/>
+                <w:sz w:val="21"/>
+                <w:szCs w:val="21"/>
+              </w:rPr>
+              <w:t xml:space="preserve">1</w:t>
+            </w:r>
+          </w:p>
+        </w:tc>
+        <w:tc>
+          <w:tcPr>
+            <w:tcW w:w="711" w:type="dxa"/>
+            <w:vAlign w:val="center"/>
+          </w:tcPr>
+          <w:p>
+            <w:pPr>
+              <w:pStyle w:val="01"/>
+              <w:wordWrap w:val="0"/>
+              <w:adjustRightInd w:val="0"/>
+              <w:ind w:firstLine="0"/>
+              <w:jc w:val="center"/>
+              <w:rPr>
+                <w:sz w:val="21"/>
+                <w:szCs w:val="21"/>
+              </w:rPr>
+            </w:pPr>
+            <w:r>
+              <w:rPr>
+                <w:rFonts w:hint="eastAsia"/>
+                <w:sz w:val="21"/>
+                <w:szCs w:val="21"/>
+              </w:rPr>
+              <w:t xml:space="preserve">0</w:t>
+            </w:r>
+          </w:p>
+        </w:tc>
+        <w:tc>
+          <w:tcPr>
+            <w:tcW w:w="589" w:type="dxa"/>
+            <w:vAlign w:val="center"/>
+          </w:tcPr>
+          <w:p>
+            <w:pPr>
+              <w:pStyle w:val="01"/>
+              <w:wordWrap w:val="0"/>
+              <w:adjustRightInd w:val="0"/>
+              <w:ind w:firstLine="0"/>
+              <w:jc w:val="center"/>
+              <w:rPr>
+                <w:sz w:val="21"/>
+                <w:szCs w:val="21"/>
+              </w:rPr>
+            </w:pPr>
+            <w:r>
+              <w:rPr>
+                <w:rFonts w:hint="eastAsia"/>
+                <w:sz w:val="21"/>
+                <w:szCs w:val="21"/>
+              </w:rPr>
+              <w:t xml:space="preserve">1</w:t>
+            </w:r>
+          </w:p>
+        </w:tc>
+        <w:tc>
+          <w:tcPr>
+            <w:tcW w:w="696" w:type="dxa"/>
+            <w:vAlign w:val="center"/>
+          </w:tcPr>
+          <w:p>
+            <w:pPr>
+              <w:pStyle w:val="01"/>
+              <w:wordWrap w:val="0"/>
+              <w:adjustRightInd w:val="0"/>
+              <w:ind w:firstLine="0"/>
+              <w:jc w:val="center"/>
+              <w:rPr>
+                <w:sz w:val="21"/>
+                <w:szCs w:val="21"/>
+              </w:rPr>
+            </w:pPr>
+            <w:r>
+              <w:rPr>
+                <w:rFonts w:hint="eastAsia"/>
+                <w:sz w:val="21"/>
+                <w:szCs w:val="21"/>
+              </w:rPr>
+              <w:lastRenderedPageBreak/>
+              <w:t xml:space="preserve">1</w:t>
+            </w:r>
+          </w:p>
+        </w:tc>
+        <w:tc>
+          <w:tcPr>
+            <w:tcW w:w="656" w:type="dxa"/>
+            <w:vAlign w:val="center"/>
+          </w:tcPr>
+          <w:p>
+            <w:pPr>
+              <w:pStyle w:val="01"/>
+              <w:wordWrap w:val="0"/>
+              <w:adjustRightInd w:val="0"/>
+              <w:ind w:firstLine="0"/>
+              <w:jc w:val="center"/>
+              <w:rPr>
+                <w:sz w:val="21"/>
+                <w:szCs w:val="21"/>
+              </w:rPr>
+            </w:pPr>
+            <w:r>
+              <w:rPr>
+                <w:rFonts w:hint="eastAsia"/>
+                <w:sz w:val="21"/>
+                <w:szCs w:val="21"/>
+              </w:rPr>
+              <w:t xml:space="preserve">0</w:t>
+            </w:r>
+          </w:p>
+        </w:tc>
+        <w:tc>
+          <w:tcPr>
+            <w:tcW w:w="929" w:type="dxa"/>
+            <w:vAlign w:val="center"/>
+          </w:tcPr>
+          <w:p>
+            <w:pPr>
+              <w:wordWrap w:val="0"/>
+              <w:adjustRightInd w:val="0"/>
+              <w:jc w:val="center"/>
+              <w:rPr>
+                <w:szCs w:val="21"/>
+              </w:rPr>
+            </w:pPr>
+            <w:r>
+              <w:rPr>
+                <w:rFonts w:hint="eastAsia"/>
+                <w:szCs w:val="21"/>
+              </w:rPr>
+              <w:lastRenderedPageBreak/>
+              <w:t xml:space="preserve">通过</w:t>
+            </w:r>
+          </w:p>
+        </w:tc>
+        <w:tc>
+          <w:tcPr>
+            <w:tcW w:w="2047" w:type="dxa"/>
+            <w:vAlign w:val="center"/>
+          </w:tcPr>
+          <w:p>
+            <w:pPr>
+              <w:wordWrap w:val="0"/>
+              <w:adjustRightInd w:val="0"/>
+              <w:jc w:val="center"/>
+              <w:rPr>
+                <w:szCs w:val="21"/>
+              </w:rPr>
+            </w:pPr>
+            <w:r>
+              <w:rPr>
+                <w:rFonts w:hint="eastAsia"/>
+                <w:szCs w:val="21"/>
+              </w:rPr>
+              <w:t xml:space="preserve">/</w:t>
+            </w:r>
+          </w:p>
+        </w:tc>
+      </w:tr>
+      <w:tr>
+        <w:trPr>
+          <w:trHeight w:val="206"/>
+          <w:jc w:val="center"/>
+        </w:trPr>
+        <w:tc>
+          <w:tcPr>
+            <w:tcW w:w="578" w:type="dxa"/>
+            <w:vMerge/>
+            <w:vAlign w:val="center"/>
+          </w:tcPr>
+          <w:p>
+            <w:pPr>
+              <w:pStyle w:val="14"/>
+              <w:wordWrap w:val="0"/>
+              <w:adjustRightInd w:val="0"/>
+              <w:jc w:val="center"/>
+              <w:rPr>
+                <w:noProof/>
+                <w:sz w:val="21"/>
+                <w:szCs w:val="21"/>
+              </w:rPr>
+            </w:pPr>
+          </w:p>
+        </w:tc>
+        <w:tc>
+          <w:tcPr>
+            <w:tcW w:w="602" w:type="dxa"/>
+            <w:vAlign w:val="center"/>
+            <w:vMerge w:val="continue"/>
+          </w:tcPr>
+          <w:p>
+            <w:pPr>
+              <w:pStyle w:val="01"/>
+              <w:wordWrap w:val="0"/>
+              <w:adjustRightInd w:val="0"/>
+              <w:ind w:firstLine="0"/>
+              <w:jc w:val="center"/>
+              <w:rPr>
+                <w:noProof/>
+                <w:sz w:val="21"/>
+                <w:szCs w:val="21"/>
+              </w:rPr>
+            </w:pPr>
+            <w:r>
+              <w:rPr>
+                <w:rFonts w:hint="eastAsia"/>
+                <w:noProof/>
+                <w:sz w:val="21"/>
+                <w:szCs w:val="21"/>
+              </w:rPr>
+              <w:t xml:space="preserve"/>
+            </w:r>
+          </w:p>
+        </w:tc>
+        <w:tc>
+          <w:tcPr>
+            <w:tcW w:w="1521" w:type="dxa"/>
+            <w:vAlign w:val="center"/>
+          </w:tcPr>
+          <w:p>
+            <w:pPr>
+              <w:pStyle w:val="01"/>
+              <w:wordWrap w:val="0"/>
+              <w:adjustRightInd w:val="0"/>
+              <w:ind w:firstLine="0"/>
+              <w:rPr>
+                <w:sz w:val="21"/>
+                <w:szCs w:val="21"/>
+              </w:rPr>
+            </w:pPr>
+            <w:r>
+              <w:rPr>
+                <w:rFonts w:hint="eastAsia"/>
+                <w:sz w:val="21"/>
+                <w:szCs w:val="21"/>
+              </w:rPr>
+              <w:lastRenderedPageBreak/>
+              <w:t xml:space="preserve">站内信测试项</w:t>
+            </w:r>
+          </w:p>
+        </w:tc>
+        <w:tc>
+          <w:tcPr>
+            <w:tcW w:w="711" w:type="dxa"/>
+            <w:vAlign w:val="center"/>
+          </w:tcPr>
+          <w:p>
+            <w:pPr>
+              <w:pStyle w:val="01"/>
+              <w:wordWrap w:val="0"/>
+              <w:adjustRightInd w:val="0"/>
+              <w:ind w:firstLine="0"/>
+              <w:jc w:val="center"/>
+              <w:rPr>
+                <w:sz w:val="21"/>
+                <w:szCs w:val="21"/>
+              </w:rPr>
+            </w:pPr>
+            <w:r>
+              <w:rPr>
+                <w:rFonts w:hint="eastAsia"/>
+                <w:sz w:val="21"/>
+                <w:szCs w:val="21"/>
+              </w:rPr>
+              <w:t xml:space="preserve">1</w:t>
+            </w:r>
+          </w:p>
+        </w:tc>
+        <w:tc>
+          <w:tcPr>
+            <w:tcW w:w="711" w:type="dxa"/>
+            <w:vAlign w:val="center"/>
+          </w:tcPr>
+          <w:p>
+            <w:pPr>
+              <w:pStyle w:val="01"/>
+              <w:wordWrap w:val="0"/>
+              <w:adjustRightInd w:val="0"/>
+              <w:ind w:firstLine="0"/>
+              <w:jc w:val="center"/>
+              <w:rPr>
+                <w:sz w:val="21"/>
+                <w:szCs w:val="21"/>
+              </w:rPr>
+            </w:pPr>
+            <w:r>
+              <w:rPr>
+                <w:rFonts w:hint="eastAsia"/>
+                <w:sz w:val="21"/>
+                <w:szCs w:val="21"/>
+              </w:rPr>
+              <w:t xml:space="preserve">0</w:t>
+            </w:r>
+          </w:p>
+        </w:tc>
+        <w:tc>
+          <w:tcPr>
+            <w:tcW w:w="589" w:type="dxa"/>
+            <w:vAlign w:val="center"/>
+          </w:tcPr>
+          <w:p>
+            <w:pPr>
+              <w:pStyle w:val="01"/>
+              <w:wordWrap w:val="0"/>
+              <w:adjustRightInd w:val="0"/>
+              <w:ind w:firstLine="0"/>
+              <w:jc w:val="center"/>
+              <w:rPr>
+                <w:sz w:val="21"/>
+                <w:szCs w:val="21"/>
+              </w:rPr>
+            </w:pPr>
+            <w:r>
+              <w:rPr>
+                <w:rFonts w:hint="eastAsia"/>
+                <w:sz w:val="21"/>
+                <w:szCs w:val="21"/>
+              </w:rPr>
+              <w:t xml:space="preserve">1</w:t>
+            </w:r>
+          </w:p>
+        </w:tc>
+        <w:tc>
+          <w:tcPr>
+            <w:tcW w:w="696" w:type="dxa"/>
+            <w:vAlign w:val="center"/>
+          </w:tcPr>
+          <w:p>
+            <w:pPr>
+              <w:pStyle w:val="01"/>
+              <w:wordWrap w:val="0"/>
+              <w:adjustRightInd w:val="0"/>
+              <w:ind w:firstLine="0"/>
+              <w:jc w:val="center"/>
+              <w:rPr>
+                <w:sz w:val="21"/>
+                <w:szCs w:val="21"/>
+              </w:rPr>
+            </w:pPr>
+            <w:r>
+              <w:rPr>
+                <w:rFonts w:hint="eastAsia"/>
+                <w:sz w:val="21"/>
+                <w:szCs w:val="21"/>
+              </w:rPr>
+              <w:lastRenderedPageBreak/>
+              <w:t xml:space="preserve">1</w:t>
+            </w:r>
+          </w:p>
+        </w:tc>
+        <w:tc>
+          <w:tcPr>
+            <w:tcW w:w="656" w:type="dxa"/>
+            <w:vAlign w:val="center"/>
+          </w:tcPr>
+          <w:p>
+            <w:pPr>
+              <w:pStyle w:val="01"/>
+              <w:wordWrap w:val="0"/>
+              <w:adjustRightInd w:val="0"/>
+              <w:ind w:firstLine="0"/>
+              <w:jc w:val="center"/>
+              <w:rPr>
+                <w:sz w:val="21"/>
+                <w:szCs w:val="21"/>
+              </w:rPr>
+            </w:pPr>
+            <w:r>
+              <w:rPr>
+                <w:rFonts w:hint="eastAsia"/>
+                <w:sz w:val="21"/>
+                <w:szCs w:val="21"/>
+              </w:rPr>
+              <w:t xml:space="preserve">0</w:t>
+            </w:r>
+          </w:p>
+        </w:tc>
+        <w:tc>
+          <w:tcPr>
+            <w:tcW w:w="929" w:type="dxa"/>
+            <w:vAlign w:val="center"/>
+          </w:tcPr>
+          <w:p>
+            <w:pPr>
+              <w:wordWrap w:val="0"/>
+              <w:adjustRightInd w:val="0"/>
+              <w:jc w:val="center"/>
+              <w:rPr>
+                <w:szCs w:val="21"/>
+              </w:rPr>
+            </w:pPr>
+            <w:r>
+              <w:rPr>
+                <w:rFonts w:hint="eastAsia"/>
+                <w:szCs w:val="21"/>
+              </w:rPr>
+              <w:lastRenderedPageBreak/>
+              <w:t xml:space="preserve">通过</w:t>
+            </w:r>
+          </w:p>
+        </w:tc>
+        <w:tc>
+          <w:tcPr>
+            <w:tcW w:w="2047" w:type="dxa"/>
+            <w:vAlign w:val="center"/>
+          </w:tcPr>
+          <w:p>
+            <w:pPr>
+              <w:wordWrap w:val="0"/>
+              <w:adjustRightInd w:val="0"/>
+              <w:jc w:val="center"/>
+              <w:rPr>
+                <w:szCs w:val="21"/>
+              </w:rPr>
+            </w:pPr>
+            <w:r>
+              <w:rPr>
+                <w:rFonts w:hint="eastAsia"/>
+                <w:szCs w:val="21"/>
+              </w:rPr>
+              <w:t xml:space="preserve">/</w:t>
+            </w:r>
+          </w:p>
+        </w:tc>
+      </w:tr>
+      <w:tr>
+        <w:trPr>
           <w:trHeight w:val="361"/>
           <w:jc w:val="center"/>
         </w:trPr>
@@ -3310,7 +4108,7 @@
           <w:sz w:val="24"/>
           <w:szCs w:val="24"/>
         </w:rPr>
-        <w:t xml:space="preserve">建议问题1个</w:t>
+        <w:t xml:space="preserve">一般问题1个</w:t>
       </w:r>
       <w:r>
         <w:rPr>
@@ -3890,7 +4688,7 @@
           <w:sz w:val="24"/>
           <w:szCs w:val="24"/>
         </w:rPr>
-        <w:t xml:space="preserve">，其中建议问题1个</w:t>
+        <w:t xml:space="preserve">，其中一般问题1个</w:t>
       </w:r>
       <w:r>
         <w:rPr>
@@ -4679,7 +5477,7 @@
                 <w:rFonts w:eastAsia="黑体" w:hint="eastAsia"/>
                 <w:szCs w:val="21"/>
               </w:rPr>
-              <w:t xml:space="preserve">0</w:t>
+              <w:t xml:space="preserve">1</w:t>
             </w:r>
           </w:p>
         </w:tc>
@@ -4774,7 +5572,7 @@
                 <w:rFonts w:eastAsia="黑体" w:hint="eastAsia"/>
                 <w:szCs w:val="21"/>
               </w:rPr>
-              <w:t xml:space="preserve">0</w:t>
+              <w:t xml:space="preserve">1</w:t>
             </w:r>
           </w:p>
         </w:tc>
@@ -5163,7 +5961,7 @@
                 <w:rFonts w:eastAsia="黑体" w:hint="eastAsia"/>
                 <w:szCs w:val="21"/>
               </w:rPr>
-              <w:t xml:space="preserve">1</w:t>
+              <w:t xml:space="preserve">0</w:t>
             </w:r>
           </w:p>
         </w:tc>
@@ -5258,7 +6056,7 @@
                 <w:rFonts w:eastAsia="黑体" w:hint="eastAsia"/>
                 <w:szCs w:val="21"/>
               </w:rPr>
-              <w:t xml:space="preserve">1</w:t>
+              <w:t xml:space="preserve">0</w:t>
             </w:r>
           </w:p>
         </w:tc>
